--- a/documentation/manuel-utilisateur/SGBF-Manuel-Utilisateur.docx
+++ b/documentation/manuel-utilisateur/SGBF-Manuel-Utilisateur.docx
@@ -1441,6 +1441,67 @@
           <w:sz w:val="26"/>
           <w:szCs w:val="26"/>
         </w:rPr>
+        <w:t xml:space="preserve">Maintien de la session</w:t>
+      </w:r>
+    </w:p>
+    <w:p>
+      <w:pPr>
+        <w:spacing w:after="160" w:before="0"/>
+      </w:pPr>
+      <w:r>
+        <w:rPr>
+          <w:b/>
+          <w:bCs/>
+          <w:i w:val="false"/>
+          <w:iCs w:val="false"/>
+        </w:rPr>
+        <w:t xml:space="preserve">Comportement</w:t>
+      </w:r>
+      <w:r>
+        <w:rPr>
+          <w:i w:val="false"/>
+          <w:iCs w:val="false"/>
+        </w:rPr>
+        <w:t xml:space="preserve"> — Votre session ne se termine plus automatiquement après une période d'inactivité, quelle que soit sa durée. Vous restez connecté tant que vous ne cliquez pas explicitement sur Se déconnecter, y compris après plusieurs jours sans utiliser l'application, fermeture du navigateur comprise.</w:t>
+      </w:r>
+    </w:p>
+    <w:p>
+      <w:pPr>
+        <w:spacing w:after="160" w:before="0"/>
+      </w:pPr>
+      <w:r>
+        <w:rPr>
+          <w:b/>
+          <w:bCs/>
+          <w:i w:val="false"/>
+          <w:iCs w:val="false"/>
+        </w:rPr>
+        <w:t xml:space="preserve">Sécurité conservée</w:t>
+      </w:r>
+      <w:r>
+        <w:rPr>
+          <w:i w:val="false"/>
+          <w:iCs w:val="false"/>
+        </w:rPr>
+        <w:t xml:space="preserve"> — Cette absence d'expiration par inactivité ne modifie aucun autre contrôle de sécurité : vos rôles et habilitations restent vérifiés à chaque action, et un compte désactivé ou verrouillé par l'Administrateur perd immédiatement l'accès, même s'il était déjà connecté.</w:t>
+      </w:r>
+    </w:p>
+    <w:p>
+      <w:pPr>
+        <w:pStyle w:val="Heading2"/>
+        <w:pBdr>
+          <w:bottom w:val="single" w:color="DEE3E7" w:sz="6" w:space="4"/>
+        </w:pBdr>
+        <w:spacing w:after="160" w:before="320"/>
+      </w:pPr>
+      <w:r>
+        <w:rPr>
+          <w:b/>
+          <w:bCs/>
+          <w:color w:val="008294"/>
+          <w:sz w:val="26"/>
+          <w:szCs w:val="26"/>
+        </w:rPr>
         <w:t xml:space="preserve">Se déconnecter</w:t>
       </w:r>
     </w:p>
@@ -2296,7 +2357,7 @@
           <w:i w:val="false"/>
           <w:iCs w:val="false"/>
         </w:rPr>
-        <w:t xml:space="preserve"> — Un bon de sortie individuel est généré automatiquement pour cette personne dès que le bon principal est validé (ou immédiatement si le bon principal l'est déjà), avec sa propre FIPH le cas échéant.</w:t>
+        <w:t xml:space="preserve"> — Un bon de sortie individuel est généré automatiquement pour cette personne dès que le bon principal est validé (ou immédiatement si le bon principal l'est déjà), au statut Visé — en attente de validation, exactement comme n'importe quel autre bon de sortie visé. Le Chargé d'Affaires ou la personne habilitée du service de cette personne le retrouve dans sa liste de travail habituelle (menu Bons de sortie, filtre Visé) et le valide de la même façon (bouton Valider (niveau 2)). C'est cette validation explicite, et elle seule, qui initialise la FIPH de cette personne.</w:t>
       </w:r>
     </w:p>
     <w:p>

--- a/documentation/manuel-utilisateur/SGBF-Manuel-Utilisateur.docx
+++ b/documentation/manuel-utilisateur/SGBF-Manuel-Utilisateur.docx
@@ -4882,6 +4882,254 @@
           <w:iCs w:val="false"/>
         </w:rPr>
         <w:t xml:space="preserve"> — Le tableau retrace la chaîne complète des missions liées entre elles par prolongation, la plus récente comme la plus ancienne.</w:t>
+      </w:r>
+    </w:p>
+    <w:p>
+      <w:pPr>
+        <w:pStyle w:val="Heading2"/>
+        <w:pBdr>
+          <w:bottom w:val="single" w:color="DEE3E7" w:sz="6" w:space="4"/>
+        </w:pBdr>
+        <w:spacing w:after="160" w:before="320"/>
+      </w:pPr>
+      <w:r>
+        <w:rPr>
+          <w:b/>
+          <w:bCs/>
+          <w:color w:val="008294"/>
+          <w:sz w:val="26"/>
+          <w:szCs w:val="26"/>
+        </w:rPr>
+        <w:t xml:space="preserve">Réaffecter un agent en cours de mission</w:t>
+      </w:r>
+    </w:p>
+    <w:p>
+      <w:pPr>
+        <w:spacing w:after="160" w:before="0"/>
+      </w:pPr>
+      <w:r>
+        <w:rPr>
+          <w:b/>
+          <w:bCs/>
+          <w:i w:val="false"/>
+          <w:iCs w:val="false"/>
+        </w:rPr>
+        <w:t xml:space="preserve">Objectif</w:t>
+      </w:r>
+      <w:r>
+        <w:rPr>
+          <w:i w:val="false"/>
+          <w:iCs w:val="false"/>
+        </w:rPr>
+        <w:t xml:space="preserve"> — Changer un agent de mission à une date future précise, sans attendre la fin de sa mission actuelle : la mission en cours se termine automatiquement la veille, la nouvelle démarre ce jour-là.</w:t>
+      </w:r>
+    </w:p>
+    <w:p>
+      <w:pPr>
+        <w:spacing w:after="160" w:before="0"/>
+      </w:pPr>
+      <w:r>
+        <w:rPr>
+          <w:b/>
+          <w:bCs/>
+          <w:i w:val="false"/>
+          <w:iCs w:val="false"/>
+        </w:rPr>
+        <w:t xml:space="preserve">Accès</w:t>
+      </w:r>
+      <w:r>
+        <w:rPr>
+          <w:i w:val="false"/>
+          <w:iCs w:val="false"/>
+        </w:rPr>
+        <w:t xml:space="preserve"> — Fiche de la mission actuelle, tableau des affectations, bouton Réaffecter vers une nouvelle mission sur la ligne active concernée.</w:t>
+      </w:r>
+    </w:p>
+    <w:p>
+      <w:pPr>
+        <w:spacing w:after="160" w:before="0"/>
+      </w:pPr>
+      <w:r>
+        <w:rPr>
+          <w:b/>
+          <w:bCs/>
+          <w:i w:val="false"/>
+          <w:iCs w:val="false"/>
+        </w:rPr>
+        <w:t xml:space="preserve">Étapes</w:t>
+      </w:r>
+      <w:r>
+        <w:rPr>
+          <w:i w:val="false"/>
+          <w:iCs w:val="false"/>
+        </w:rPr>
+        <w:t xml:space="preserve"> — Sélectionnez la mission cible et la date de début de la nouvelle affectation (obligatoirement postérieure au début de l'affectation en cours), puis cliquez sur Confirmer la réaffectation.</w:t>
+      </w:r>
+    </w:p>
+    <w:p>
+      <w:pPr>
+        <w:spacing w:after="160" w:before="0"/>
+      </w:pPr>
+      <w:r>
+        <w:rPr>
+          <w:b/>
+          <w:bCs/>
+          <w:i w:val="false"/>
+          <w:iCs w:val="false"/>
+        </w:rPr>
+        <w:t xml:space="preserve">Résultat attendu</w:t>
+      </w:r>
+      <w:r>
+        <w:rPr>
+          <w:i w:val="false"/>
+          <w:iCs w:val="false"/>
+        </w:rPr>
+        <w:t xml:space="preserve"> — L'affectation en cours passe automatiquement au statut Interrompue avec pour date de fin la veille de la date choisie ; une nouvelle affectation Active démarre sur la mission cible à la date choisie. Aucun jour ne peut être compté deux fois.</w:t>
+      </w:r>
+    </w:p>
+    <w:p>
+      <w:pPr>
+        <w:spacing w:after="160" w:before="0"/>
+      </w:pPr>
+      <w:r>
+        <w:rPr>
+          <w:b/>
+          <w:bCs/>
+          <w:i w:val="false"/>
+          <w:iCs w:val="false"/>
+        </w:rPr>
+        <w:t xml:space="preserve">Cas particulier</w:t>
+      </w:r>
+      <w:r>
+        <w:rPr>
+          <w:i w:val="false"/>
+          <w:iCs w:val="false"/>
+        </w:rPr>
+        <w:t xml:space="preserve"> — La date choisie ne peut jamais être antérieure ou égale au début de l'affectation en cours, ni porter sur un jour déjà pointé pour cet agent (aucune réaffectation rétroactive sur un travail déjà enregistré).</w:t>
+      </w:r>
+    </w:p>
+    <w:p>
+      <w:pPr>
+        <w:pStyle w:val="Heading2"/>
+        <w:pBdr>
+          <w:bottom w:val="single" w:color="DEE3E7" w:sz="6" w:space="4"/>
+        </w:pBdr>
+        <w:spacing w:after="160" w:before="320"/>
+      </w:pPr>
+      <w:r>
+        <w:rPr>
+          <w:b/>
+          <w:bCs/>
+          <w:color w:val="008294"/>
+          <w:sz w:val="26"/>
+          <w:szCs w:val="26"/>
+        </w:rPr>
+        <w:t xml:space="preserve">Prolonger ou réduire la date de fin prévue d’une mission</w:t>
+      </w:r>
+    </w:p>
+    <w:p>
+      <w:pPr>
+        <w:spacing w:after="160" w:before="0"/>
+      </w:pPr>
+      <w:r>
+        <w:rPr>
+          <w:b/>
+          <w:bCs/>
+          <w:i w:val="false"/>
+          <w:iCs w:val="false"/>
+        </w:rPr>
+        <w:t xml:space="preserve">Objectif</w:t>
+      </w:r>
+      <w:r>
+        <w:rPr>
+          <w:i w:val="false"/>
+          <w:iCs w:val="false"/>
+        </w:rPr>
+        <w:t xml:space="preserve"> — Ajuster l'échéance planifiée d'une mission en cours SANS en créer une nouvelle (la mission garde le même code) — à distinguer de la réaffectation ci-dessus, qui fait, elle, naître une nouvelle mission.</w:t>
+      </w:r>
+    </w:p>
+    <w:p>
+      <w:pPr>
+        <w:spacing w:after="160" w:before="0"/>
+      </w:pPr>
+      <w:r>
+        <w:rPr>
+          <w:b/>
+          <w:bCs/>
+          <w:i w:val="false"/>
+          <w:iCs w:val="false"/>
+        </w:rPr>
+        <w:t xml:space="preserve">Accès</w:t>
+      </w:r>
+      <w:r>
+        <w:rPr>
+          <w:i w:val="false"/>
+          <w:iCs w:val="false"/>
+        </w:rPr>
+        <w:t xml:space="preserve"> — Fiche de la mission, section Prolonger ou réduire la date de fin prévue (visible pour Chargé d'Affaires / personne habilitée du service de l'agent affecté).</w:t>
+      </w:r>
+    </w:p>
+    <w:p>
+      <w:pPr>
+        <w:spacing w:after="160" w:before="0"/>
+      </w:pPr>
+      <w:r>
+        <w:rPr>
+          <w:b/>
+          <w:bCs/>
+          <w:i w:val="false"/>
+          <w:iCs w:val="false"/>
+        </w:rPr>
+        <w:t xml:space="preserve">Étapes</w:t>
+      </w:r>
+      <w:r>
+        <w:rPr>
+          <w:i w:val="false"/>
+          <w:iCs w:val="false"/>
+        </w:rPr>
+        <w:t xml:space="preserve"> — Choisissez la nouvelle date de fin prévue (un motif est facultatif mais recommandé pour une réduction), puis cliquez sur Confirmer.</w:t>
+      </w:r>
+    </w:p>
+    <w:p>
+      <w:pPr>
+        <w:spacing w:after="160" w:before="0"/>
+      </w:pPr>
+      <w:r>
+        <w:rPr>
+          <w:b/>
+          <w:bCs/>
+          <w:i w:val="false"/>
+          <w:iCs w:val="false"/>
+        </w:rPr>
+        <w:t xml:space="preserve">Résultat attendu</w:t>
+      </w:r>
+      <w:r>
+        <w:rPr>
+          <w:i w:val="false"/>
+          <w:iCs w:val="false"/>
+        </w:rPr>
+        <w:t xml:space="preserve"> — La période prévue de la mission est mise à jour immédiatement ; l'agent affecté en est notifié.</w:t>
+      </w:r>
+    </w:p>
+    <w:p>
+      <w:pPr>
+        <w:spacing w:after="160" w:before="0"/>
+      </w:pPr>
+      <w:r>
+        <w:rPr>
+          <w:b/>
+          <w:bCs/>
+          <w:i w:val="false"/>
+          <w:iCs w:val="false"/>
+        </w:rPr>
+        <w:t xml:space="preserve">Cas particuliers</w:t>
+      </w:r>
+      <w:r>
+        <w:rPr>
+          <w:i w:val="false"/>
+          <w:iCs w:val="false"/>
+        </w:rPr>
+        <w:t xml:space="preserve"> — Une date déjà passée est toujours refusée. Une réduction est refusée si des heures sont déjà pointées au-delà de la nouvelle date (aucune donnée de pointage n'est jamais supprimée automatiquement). Ce champ reste informatif/planning : il ne crée ni ne supprime par lui-même aucun jour de pointage — ceux-ci dépendent uniquement de l'affectation réelle de l'agent, jamais de cette seule date.</w:t>
       </w:r>
     </w:p>
     <w:p>

--- a/documentation/manuel-utilisateur/SGBF-Manuel-Utilisateur.docx
+++ b/documentation/manuel-utilisateur/SGBF-Manuel-Utilisateur.docx
@@ -874,7 +874,7 @@
                 <w:b w:val="false"/>
                 <w:bCs w:val="false"/>
               </w:rPr>
-              <w:t xml:space="preserve">Vision globale, lecture seule</w:t>
+              <w:t xml:space="preserve">Vision globale ; peut corriger le pointage/la date de fin d’une FIPH, même après validation définitive</w:t>
             </w:r>
           </w:p>
         </w:tc>
@@ -2982,7 +2982,7 @@
           <w:i w:val="false"/>
           <w:iCs w:val="false"/>
         </w:rPr>
-        <w:t xml:space="preserve"> — Fiche FIPH, tableau des pointages — réservé au Chargé d'Affaires ou à la personne habilitée du service concerné.</w:t>
+        <w:t xml:space="preserve"> — Fiche FIPH, tableau des pointages — réservé au Chargé d'Affaires ou à la personne habilitée du service concerné, ou au RH (tous services, y compris après validation définitive — évolution du 2026-08-26).</w:t>
       </w:r>
     </w:p>
     <w:p>
@@ -3310,7 +3310,7 @@
           <w:i w:val="false"/>
           <w:iCs w:val="false"/>
         </w:rPr>
-        <w:t xml:space="preserve">) avant de pouvoir la valider au niveau 2.</w:t>
+        <w:t xml:space="preserve">) avant de pouvoir la valider au niveau 2. Dans tous les cas, la date de fin de la période doit être définie avant la soumission — le serveur refuse sinon la demande (évolution du 2026-08-26).</w:t>
       </w:r>
     </w:p>
     <w:p>

--- a/documentation/manuel-utilisateur/SGBF-Manuel-Utilisateur.docx
+++ b/documentation/manuel-utilisateur/SGBF-Manuel-Utilisateur.docx
@@ -2083,7 +2083,7 @@
         <w:t xml:space="preserve">Visé</w:t>
       </w:r>
       <w:r>
-        <w:t xml:space="preserve">.</w:t>
+        <w:t xml:space="preserve">. Un Chargé d'Affaires ou une personne habilitée du service de l'agent peut également viser à sa place (évolution du 2026-08-26).</w:t>
       </w:r>
     </w:p>
     <w:p>
@@ -2199,7 +2199,7 @@
         <w:t xml:space="preserve">Viser</w:t>
       </w:r>
       <w:r>
-        <w:t xml:space="preserve"> n'apparaît que si le bon de sortie est encore au statut Brouillon ; un clic par un utilisateur qui n'est pas l'agent titulaire est refusé par le serveur, même si le bouton était visible.</w:t>
+        <w:t xml:space="preserve"> n'apparaît que si le bon de sortie est encore au statut Brouillon ; un clic par un utilisateur qui n'est ni l'agent titulaire, ni un Chargé d'Affaires/une personne habilitée du même service, est refusé par le serveur, même si le bouton était visible.</w:t>
       </w:r>
     </w:p>
     <w:p>
@@ -4074,39 +4074,23 @@
           <w:i w:val="false"/>
           <w:iCs w:val="false"/>
         </w:rPr>
-        <w:t xml:space="preserve">, l'</w:t>
-      </w:r>
-      <w:r>
-        <w:rPr>
-          <w:b/>
-          <w:bCs/>
-          <w:i w:val="false"/>
-          <w:iCs w:val="false"/>
-        </w:rPr>
-        <w:t xml:space="preserve">année</w:t>
-      </w:r>
-      <w:r>
-        <w:rPr>
-          <w:i w:val="false"/>
-          <w:iCs w:val="false"/>
-        </w:rPr>
-        <w:t xml:space="preserve"> et le </w:t>
-      </w:r>
-      <w:r>
-        <w:rPr>
-          <w:b/>
-          <w:bCs/>
-          <w:i w:val="false"/>
-          <w:iCs w:val="false"/>
-        </w:rPr>
-        <w:t xml:space="preserve">numéro de semaine</w:t>
-      </w:r>
-      <w:r>
-        <w:rPr>
-          <w:i w:val="false"/>
-          <w:iCs w:val="false"/>
-        </w:rPr>
-        <w:t xml:space="preserve"> (1 à 53, ISO 8601), puis cliquez sur </w:t>
+        <w:t xml:space="preserve"> et la </w:t>
+      </w:r>
+      <w:r>
+        <w:rPr>
+          <w:b/>
+          <w:bCs/>
+          <w:i w:val="false"/>
+          <w:iCs w:val="false"/>
+        </w:rPr>
+        <w:t xml:space="preserve">date de début</w:t>
+      </w:r>
+      <w:r>
+        <w:rPr>
+          <w:i w:val="false"/>
+          <w:iCs w:val="false"/>
+        </w:rPr>
+        <w:t xml:space="preserve">, puis cliquez sur </w:t>
       </w:r>
       <w:r>
         <w:rPr>
@@ -4122,7 +4106,23 @@
           <w:i w:val="false"/>
           <w:iCs w:val="false"/>
         </w:rPr>
-        <w:t xml:space="preserve">.</w:t>
+        <w:t xml:space="preserve">. La </w:t>
+      </w:r>
+      <w:r>
+        <w:rPr>
+          <w:b/>
+          <w:bCs/>
+          <w:i w:val="false"/>
+          <w:iCs w:val="false"/>
+        </w:rPr>
+        <w:t xml:space="preserve">date de fin</w:t>
+      </w:r>
+      <w:r>
+        <w:rPr>
+          <w:i w:val="false"/>
+          <w:iCs w:val="false"/>
+        </w:rPr>
+        <w:t xml:space="preserve"> est facultative à cette étape (évolution du 2026-08-26 — même modèle de période flexible qu'une FIPH issue d'un bon de sortie) : vous pouvez la laisser vide et la définir ou l'ajuster plus tard depuis la fiche de la FIPH.</w:t>
       </w:r>
     </w:p>
     <w:p>
@@ -4143,7 +4143,7 @@
           <w:i w:val="false"/>
           <w:iCs w:val="false"/>
         </w:rPr>
-        <w:t xml:space="preserve"> — La FIPH est créée au statut Brouillon et vous êtes redirigé vers sa fiche.</w:t>
+        <w:t xml:space="preserve"> — La FIPH est créée au statut Signée (le visa automatique du créateur est appliqué immédiatement, comme pour une FIPH issue d'un bon de sortie) et vous êtes redirigé vers sa fiche.</w:t>
       </w:r>
     </w:p>
     <w:p>
